--- a/Вето № 81 — личные обращения/00. Анализ и стратегия (личные обращения).docx
+++ b/Вето № 81 — личные обращения/00. Анализ и стратегия (личные обращения).docx
@@ -64,11 +64,1251 @@
       <w:r>
         <w:rPr>
           <w:rFonts w:ascii="Times New Roman" w:hAnsi="Times New Roman" w:eastAsia="Times New Roman"/>
+          <w:b/>
+          <w:i w:val="0"/>
+          <w:sz w:val="24"/>
+        </w:rPr>
+        <w:t>Точка отсчёта: 31.10.2026, 18:18.</w:t>
+      </w:r>
+      <w:r>
+        <w:rPr>
+          <w:rFonts w:ascii="Times New Roman" w:hAnsi="Times New Roman" w:eastAsia="Times New Roman"/>
           <w:b w:val="0"/>
           <w:i w:val="0"/>
           <w:sz w:val="24"/>
         </w:rPr>
-        <w:t>Дата: 31.10.2026. Предмет: Указ Губернатора № 81 от 30.10.2026 «Об отклонении закона (вето)», которым отклонён законопроект ACT. 244 (пункт «м» ч. 1 ст. 18 Процессуального кодекса — сотрудник отдела IAD LSPD/LSCSD как субъект задержания).</w:t>
+        <w:t xml:space="preserve"> Указ официально опубликован (подан) </w:t>
+      </w:r>
+      <w:r>
+        <w:rPr>
+          <w:rFonts w:ascii="Times New Roman" w:hAnsi="Times New Roman" w:eastAsia="Times New Roman"/>
+          <w:b/>
+          <w:i w:val="0"/>
+          <w:sz w:val="24"/>
+        </w:rPr>
+        <w:t>30.10.2026 в 23:42</w:t>
+      </w:r>
+      <w:r>
+        <w:rPr>
+          <w:rFonts w:ascii="Times New Roman" w:hAnsi="Times New Roman" w:eastAsia="Times New Roman"/>
+          <w:b w:val="0"/>
+          <w:i w:val="0"/>
+          <w:sz w:val="24"/>
+        </w:rPr>
+        <w:t>. Прошло 18 часов 36 минут.</w:t>
+      </w:r>
+    </w:p>
+    <w:p>
+      <w:pPr>
+        <w:keepNext w:val="0"/>
+        <w:spacing w:before="0" w:after="120" w:line="276" w:lineRule="auto"/>
+        <w:ind w:firstLine="709" w:left="0"/>
+        <w:jc w:val="both"/>
+      </w:pPr>
+      <w:r>
+        <w:rPr>
+          <w:rFonts w:ascii="Times New Roman" w:hAnsi="Times New Roman" w:eastAsia="Times New Roman"/>
+          <w:b w:val="0"/>
+          <w:i w:val="0"/>
+          <w:sz w:val="24"/>
+        </w:rPr>
+        <w:t>Предмет: Указ Губернатора № 81 от 30.10.2026 «Об отклонении закона (вето)», которым отклонён законопроект ACT. 244 (пункт «м» ч. 1 ст. 18 Процессуального кодекса — сотрудник отдела IAD LSPD/LSCSD как субъект задержания).</w:t>
+      </w:r>
+    </w:p>
+    <w:p>
+      <w:pPr>
+        <w:keepNext/>
+        <w:spacing w:before="200" w:after="120" w:line="276" w:lineRule="auto"/>
+        <w:ind w:firstLine="0" w:left="0"/>
+        <w:jc w:val="left"/>
+      </w:pPr>
+      <w:r>
+        <w:rPr>
+          <w:rFonts w:ascii="Times New Roman" w:hAnsi="Times New Roman" w:eastAsia="Times New Roman"/>
+          <w:b/>
+          <w:i w:val="0"/>
+          <w:sz w:val="26"/>
+        </w:rPr>
+        <w:t>0. Расчёт сроков (главное, что изменилось)</w:t>
+      </w:r>
+    </w:p>
+    <w:tbl>
+      <w:tblPr>
+        <w:tblStyle w:val="TableGrid"/>
+        <w:tblW w:type="auto" w:w="0"/>
+        <w:jc w:val="center"/>
+        <w:tblLook w:firstColumn="1" w:firstRow="1" w:lastColumn="0" w:lastRow="0" w:noHBand="0" w:noVBand="1" w:val="04A0"/>
+      </w:tblPr>
+      <w:tblGrid>
+        <w:gridCol w:w="3118"/>
+        <w:gridCol w:w="3118"/>
+        <w:gridCol w:w="3118"/>
+      </w:tblGrid>
+      <w:tr>
+        <w:tc>
+          <w:tcPr>
+            <w:tcW w:type="dxa" w:w="3118"/>
+            <w:shd w:val="clear" w:color="auto" w:fill="EDEDED"/>
+            <w:tcBorders>
+              <w:top w:val="single" w:sz="4" w:space="0" w:color="808080"/>
+              <w:left w:val="single" w:sz="4" w:space="0" w:color="808080"/>
+              <w:bottom w:val="single" w:sz="4" w:space="0" w:color="808080"/>
+              <w:right w:val="single" w:sz="4" w:space="0" w:color="808080"/>
+            </w:tcBorders>
+          </w:tcPr>
+          <w:p>
+            <w:pPr>
+              <w:spacing w:after="40"/>
+              <w:jc w:val="center"/>
+            </w:pPr>
+            <w:r/>
+            <w:r>
+              <w:rPr>
+                <w:rFonts w:ascii="Times New Roman" w:hAnsi="Times New Roman" w:eastAsia="Times New Roman"/>
+                <w:b/>
+                <w:i w:val="0"/>
+                <w:sz w:val="21"/>
+              </w:rPr>
+              <w:t>Событие</w:t>
+            </w:r>
+          </w:p>
+        </w:tc>
+        <w:tc>
+          <w:tcPr>
+            <w:tcW w:type="dxa" w:w="3118"/>
+            <w:shd w:val="clear" w:color="auto" w:fill="EDEDED"/>
+            <w:tcBorders>
+              <w:top w:val="single" w:sz="4" w:space="0" w:color="808080"/>
+              <w:left w:val="single" w:sz="4" w:space="0" w:color="808080"/>
+              <w:bottom w:val="single" w:sz="4" w:space="0" w:color="808080"/>
+              <w:right w:val="single" w:sz="4" w:space="0" w:color="808080"/>
+            </w:tcBorders>
+          </w:tcPr>
+          <w:p>
+            <w:pPr>
+              <w:spacing w:after="40"/>
+              <w:jc w:val="center"/>
+            </w:pPr>
+            <w:r/>
+            <w:r>
+              <w:rPr>
+                <w:rFonts w:ascii="Times New Roman" w:hAnsi="Times New Roman" w:eastAsia="Times New Roman"/>
+                <w:b/>
+                <w:i w:val="0"/>
+                <w:sz w:val="21"/>
+              </w:rPr>
+              <w:t>Время</w:t>
+            </w:r>
+          </w:p>
+        </w:tc>
+        <w:tc>
+          <w:tcPr>
+            <w:tcW w:type="dxa" w:w="3118"/>
+            <w:shd w:val="clear" w:color="auto" w:fill="EDEDED"/>
+            <w:tcBorders>
+              <w:top w:val="single" w:sz="4" w:space="0" w:color="808080"/>
+              <w:left w:val="single" w:sz="4" w:space="0" w:color="808080"/>
+              <w:bottom w:val="single" w:sz="4" w:space="0" w:color="808080"/>
+              <w:right w:val="single" w:sz="4" w:space="0" w:color="808080"/>
+            </w:tcBorders>
+          </w:tcPr>
+          <w:p>
+            <w:pPr>
+              <w:spacing w:after="40"/>
+              <w:jc w:val="center"/>
+            </w:pPr>
+            <w:r/>
+            <w:r>
+              <w:rPr>
+                <w:rFonts w:ascii="Times New Roman" w:hAnsi="Times New Roman" w:eastAsia="Times New Roman"/>
+                <w:b/>
+                <w:i w:val="0"/>
+                <w:sz w:val="21"/>
+              </w:rPr>
+              <w:t>Отсчёт</w:t>
+            </w:r>
+          </w:p>
+        </w:tc>
+      </w:tr>
+      <w:tr>
+        <w:tc>
+          <w:tcPr>
+            <w:tcW w:type="dxa" w:w="3118"/>
+            <w:tcBorders>
+              <w:top w:val="single" w:sz="4" w:space="0" w:color="808080"/>
+              <w:left w:val="single" w:sz="4" w:space="0" w:color="808080"/>
+              <w:bottom w:val="single" w:sz="4" w:space="0" w:color="808080"/>
+              <w:right w:val="single" w:sz="4" w:space="0" w:color="808080"/>
+            </w:tcBorders>
+          </w:tcPr>
+          <w:p>
+            <w:pPr>
+              <w:spacing w:after="40"/>
+              <w:jc w:val="left"/>
+            </w:pPr>
+            <w:r/>
+            <w:r>
+              <w:rPr>
+                <w:rFonts w:ascii="Times New Roman" w:hAnsi="Times New Roman" w:eastAsia="Times New Roman"/>
+                <w:b w:val="0"/>
+                <w:i w:val="0"/>
+                <w:sz w:val="21"/>
+              </w:rPr>
+              <w:t>Указ официально опубликован</w:t>
+            </w:r>
+          </w:p>
+        </w:tc>
+        <w:tc>
+          <w:tcPr>
+            <w:tcW w:type="dxa" w:w="3118"/>
+            <w:tcBorders>
+              <w:top w:val="single" w:sz="4" w:space="0" w:color="808080"/>
+              <w:left w:val="single" w:sz="4" w:space="0" w:color="808080"/>
+              <w:bottom w:val="single" w:sz="4" w:space="0" w:color="808080"/>
+              <w:right w:val="single" w:sz="4" w:space="0" w:color="808080"/>
+            </w:tcBorders>
+          </w:tcPr>
+          <w:p>
+            <w:pPr>
+              <w:spacing w:after="40"/>
+              <w:jc w:val="left"/>
+            </w:pPr>
+            <w:r/>
+            <w:r>
+              <w:rPr>
+                <w:rFonts w:ascii="Times New Roman" w:hAnsi="Times New Roman" w:eastAsia="Times New Roman"/>
+                <w:b w:val="0"/>
+                <w:i w:val="0"/>
+                <w:sz w:val="21"/>
+              </w:rPr>
+              <w:t>30.10.2026, 23:42</w:t>
+            </w:r>
+          </w:p>
+        </w:tc>
+        <w:tc>
+          <w:tcPr>
+            <w:tcW w:type="dxa" w:w="3118"/>
+            <w:tcBorders>
+              <w:top w:val="single" w:sz="4" w:space="0" w:color="808080"/>
+              <w:left w:val="single" w:sz="4" w:space="0" w:color="808080"/>
+              <w:bottom w:val="single" w:sz="4" w:space="0" w:color="808080"/>
+              <w:right w:val="single" w:sz="4" w:space="0" w:color="808080"/>
+            </w:tcBorders>
+          </w:tcPr>
+          <w:p>
+            <w:pPr>
+              <w:spacing w:after="40"/>
+              <w:jc w:val="left"/>
+            </w:pPr>
+            <w:r/>
+            <w:r>
+              <w:rPr>
+                <w:rFonts w:ascii="Times New Roman" w:hAnsi="Times New Roman" w:eastAsia="Times New Roman"/>
+                <w:b w:val="0"/>
+                <w:i w:val="0"/>
+                <w:sz w:val="21"/>
+              </w:rPr>
+              <w:t>начало течения срока</w:t>
+            </w:r>
+          </w:p>
+        </w:tc>
+      </w:tr>
+      <w:tr>
+        <w:tc>
+          <w:tcPr>
+            <w:tcW w:type="dxa" w:w="3118"/>
+            <w:tcBorders>
+              <w:top w:val="single" w:sz="4" w:space="0" w:color="808080"/>
+              <w:left w:val="single" w:sz="4" w:space="0" w:color="808080"/>
+              <w:bottom w:val="single" w:sz="4" w:space="0" w:color="808080"/>
+              <w:right w:val="single" w:sz="4" w:space="0" w:color="808080"/>
+            </w:tcBorders>
+          </w:tcPr>
+          <w:p>
+            <w:pPr>
+              <w:spacing w:after="40"/>
+              <w:jc w:val="left"/>
+            </w:pPr>
+            <w:r/>
+            <w:r>
+              <w:rPr>
+                <w:rFonts w:ascii="Times New Roman" w:hAnsi="Times New Roman" w:eastAsia="Times New Roman"/>
+                <w:b w:val="0"/>
+                <w:i w:val="0"/>
+                <w:sz w:val="21"/>
+              </w:rPr>
+              <w:t>Сейчас</w:t>
+            </w:r>
+          </w:p>
+        </w:tc>
+        <w:tc>
+          <w:tcPr>
+            <w:tcW w:type="dxa" w:w="3118"/>
+            <w:tcBorders>
+              <w:top w:val="single" w:sz="4" w:space="0" w:color="808080"/>
+              <w:left w:val="single" w:sz="4" w:space="0" w:color="808080"/>
+              <w:bottom w:val="single" w:sz="4" w:space="0" w:color="808080"/>
+              <w:right w:val="single" w:sz="4" w:space="0" w:color="808080"/>
+            </w:tcBorders>
+          </w:tcPr>
+          <w:p>
+            <w:pPr>
+              <w:spacing w:after="40"/>
+              <w:jc w:val="left"/>
+            </w:pPr>
+            <w:r/>
+            <w:r>
+              <w:rPr>
+                <w:rFonts w:ascii="Times New Roman" w:hAnsi="Times New Roman" w:eastAsia="Times New Roman"/>
+                <w:b w:val="0"/>
+                <w:i w:val="0"/>
+                <w:sz w:val="21"/>
+              </w:rPr>
+              <w:t>31.10.2026, 18:18</w:t>
+            </w:r>
+          </w:p>
+        </w:tc>
+        <w:tc>
+          <w:tcPr>
+            <w:tcW w:type="dxa" w:w="3118"/>
+            <w:tcBorders>
+              <w:top w:val="single" w:sz="4" w:space="0" w:color="808080"/>
+              <w:left w:val="single" w:sz="4" w:space="0" w:color="808080"/>
+              <w:bottom w:val="single" w:sz="4" w:space="0" w:color="808080"/>
+              <w:right w:val="single" w:sz="4" w:space="0" w:color="808080"/>
+            </w:tcBorders>
+          </w:tcPr>
+          <w:p>
+            <w:pPr>
+              <w:spacing w:after="40"/>
+              <w:jc w:val="left"/>
+            </w:pPr>
+            <w:r/>
+            <w:r>
+              <w:rPr>
+                <w:rFonts w:ascii="Times New Roman" w:hAnsi="Times New Roman" w:eastAsia="Times New Roman"/>
+                <w:b w:val="0"/>
+                <w:i w:val="0"/>
+                <w:sz w:val="21"/>
+              </w:rPr>
+              <w:t>прошло 18 ч 36 мин</w:t>
+            </w:r>
+          </w:p>
+        </w:tc>
+      </w:tr>
+      <w:tr>
+        <w:tc>
+          <w:tcPr>
+            <w:tcW w:type="dxa" w:w="3118"/>
+            <w:tcBorders>
+              <w:top w:val="single" w:sz="4" w:space="0" w:color="808080"/>
+              <w:left w:val="single" w:sz="4" w:space="0" w:color="808080"/>
+              <w:bottom w:val="single" w:sz="4" w:space="0" w:color="808080"/>
+              <w:right w:val="single" w:sz="4" w:space="0" w:color="808080"/>
+            </w:tcBorders>
+          </w:tcPr>
+          <w:p>
+            <w:pPr>
+              <w:spacing w:after="40"/>
+              <w:jc w:val="left"/>
+            </w:pPr>
+            <w:r/>
+            <w:r>
+              <w:rPr>
+                <w:rFonts w:ascii="Times New Roman" w:hAnsi="Times New Roman" w:eastAsia="Times New Roman"/>
+                <w:b/>
+                <w:i w:val="0"/>
+                <w:sz w:val="21"/>
+              </w:rPr>
+              <w:t>48 часов на административный иск</w:t>
+            </w:r>
+            <w:r>
+              <w:rPr>
+                <w:rFonts w:ascii="Times New Roman" w:hAnsi="Times New Roman" w:eastAsia="Times New Roman"/>
+                <w:b w:val="0"/>
+                <w:i w:val="0"/>
+                <w:sz w:val="21"/>
+              </w:rPr>
+              <w:t xml:space="preserve"> (п. 2 ч. 1 ст. 33 КЗ)</w:t>
+            </w:r>
+          </w:p>
+        </w:tc>
+        <w:tc>
+          <w:tcPr>
+            <w:tcW w:type="dxa" w:w="3118"/>
+            <w:tcBorders>
+              <w:top w:val="single" w:sz="4" w:space="0" w:color="808080"/>
+              <w:left w:val="single" w:sz="4" w:space="0" w:color="808080"/>
+              <w:bottom w:val="single" w:sz="4" w:space="0" w:color="808080"/>
+              <w:right w:val="single" w:sz="4" w:space="0" w:color="808080"/>
+            </w:tcBorders>
+          </w:tcPr>
+          <w:p>
+            <w:pPr>
+              <w:spacing w:after="40"/>
+              <w:jc w:val="left"/>
+            </w:pPr>
+            <w:r/>
+          </w:p>
+        </w:tc>
+        <w:tc>
+          <w:tcPr>
+            <w:tcW w:type="dxa" w:w="3118"/>
+            <w:tcBorders>
+              <w:top w:val="single" w:sz="4" w:space="0" w:color="808080"/>
+              <w:left w:val="single" w:sz="4" w:space="0" w:color="808080"/>
+              <w:bottom w:val="single" w:sz="4" w:space="0" w:color="808080"/>
+              <w:right w:val="single" w:sz="4" w:space="0" w:color="808080"/>
+            </w:tcBorders>
+          </w:tcPr>
+          <w:p>
+            <w:pPr>
+              <w:spacing w:after="40"/>
+              <w:jc w:val="left"/>
+            </w:pPr>
+            <w:r/>
+          </w:p>
+        </w:tc>
+      </w:tr>
+    </w:tbl>
+    <w:p>
+      <w:pPr>
+        <w:spacing w:after="40"/>
+      </w:pPr>
+    </w:p>
+    <w:p>
+      <w:pPr>
+        <w:keepNext w:val="0"/>
+        <w:spacing w:before="0" w:after="120" w:line="276" w:lineRule="auto"/>
+        <w:ind w:firstLine="709" w:left="0"/>
+        <w:jc w:val="both"/>
+      </w:pPr>
+      <w:r>
+        <w:rPr>
+          <w:rFonts w:ascii="Times New Roman" w:hAnsi="Times New Roman" w:eastAsia="Times New Roman"/>
+          <w:b/>
+          <w:i w:val="0"/>
+          <w:sz w:val="24"/>
+        </w:rPr>
+        <w:t>Два прочтения срока — и оба требуют подать иск сегодня:</w:t>
+      </w:r>
+    </w:p>
+    <w:p>
+      <w:pPr>
+        <w:pStyle w:val="ListBullet"/>
+        <w:spacing w:after="60" w:line="276" w:lineRule="auto"/>
+        <w:ind w:left="709"/>
+      </w:pPr>
+      <w:r>
+        <w:rPr>
+          <w:rFonts w:ascii="Times New Roman" w:hAnsi="Times New Roman" w:eastAsia="Times New Roman"/>
+          <w:b/>
+          <w:i w:val="0"/>
+        </w:rPr>
+        <w:t>Буквальный счёт (48 часов от момента публикации):</w:t>
+      </w:r>
+      <w:r>
+        <w:rPr>
+          <w:rFonts w:ascii="Times New Roman" w:hAnsi="Times New Roman" w:eastAsia="Times New Roman"/>
+          <w:b w:val="0"/>
+          <w:i w:val="0"/>
+        </w:rPr>
+        <w:t xml:space="preserve"> срок истекает </w:t>
+      </w:r>
+      <w:r>
+        <w:rPr>
+          <w:rFonts w:ascii="Times New Roman" w:hAnsi="Times New Roman" w:eastAsia="Times New Roman"/>
+          <w:b/>
+          <w:i w:val="0"/>
+        </w:rPr>
+        <w:t>01.11.2026 в 23:42</w:t>
+      </w:r>
+      <w:r>
+        <w:rPr>
+          <w:rFonts w:ascii="Times New Roman" w:hAnsi="Times New Roman" w:eastAsia="Times New Roman"/>
+          <w:b w:val="0"/>
+          <w:i w:val="0"/>
+        </w:rPr>
+        <w:t>. Запас — 29 часов.</w:t>
+      </w:r>
+    </w:p>
+    <w:p>
+      <w:pPr>
+        <w:pStyle w:val="ListBullet"/>
+        <w:spacing w:after="60" w:line="276" w:lineRule="auto"/>
+        <w:ind w:left="709"/>
+      </w:pPr>
+      <w:r>
+        <w:rPr>
+          <w:rFonts w:ascii="Times New Roman" w:hAnsi="Times New Roman" w:eastAsia="Times New Roman"/>
+          <w:b/>
+          <w:i w:val="0"/>
+        </w:rPr>
+        <w:t>Счёт по календарным суткам (48 часов «со дня» события, то есть от 00:00 30.10):</w:t>
+      </w:r>
+      <w:r>
+        <w:rPr>
+          <w:rFonts w:ascii="Times New Roman" w:hAnsi="Times New Roman" w:eastAsia="Times New Roman"/>
+          <w:b w:val="0"/>
+          <w:i w:val="0"/>
+        </w:rPr>
+        <w:t xml:space="preserve"> срок истекает </w:t>
+      </w:r>
+      <w:r>
+        <w:rPr>
+          <w:rFonts w:ascii="Times New Roman" w:hAnsi="Times New Roman" w:eastAsia="Times New Roman"/>
+          <w:b/>
+          <w:i w:val="0"/>
+        </w:rPr>
+        <w:t>01.11.2026 в 00:00</w:t>
+      </w:r>
+      <w:r>
+        <w:rPr>
+          <w:rFonts w:ascii="Times New Roman" w:hAnsi="Times New Roman" w:eastAsia="Times New Roman"/>
+          <w:b w:val="0"/>
+          <w:i w:val="0"/>
+        </w:rPr>
+        <w:t xml:space="preserve">. Запас — </w:t>
+      </w:r>
+      <w:r>
+        <w:rPr>
+          <w:rFonts w:ascii="Times New Roman" w:hAnsi="Times New Roman" w:eastAsia="Times New Roman"/>
+          <w:b/>
+          <w:i w:val="0"/>
+        </w:rPr>
+        <w:t>5 часов 42 минуты</w:t>
+      </w:r>
+      <w:r>
+        <w:rPr>
+          <w:rFonts w:ascii="Times New Roman" w:hAnsi="Times New Roman" w:eastAsia="Times New Roman"/>
+          <w:b w:val="0"/>
+          <w:i w:val="0"/>
+        </w:rPr>
+        <w:t>.</w:t>
+      </w:r>
+    </w:p>
+    <w:p>
+      <w:pPr>
+        <w:keepNext w:val="0"/>
+        <w:spacing w:before="0" w:after="120" w:line="276" w:lineRule="auto"/>
+        <w:ind w:firstLine="709" w:left="0"/>
+        <w:jc w:val="both"/>
+      </w:pPr>
+      <w:r>
+        <w:rPr>
+          <w:rFonts w:ascii="Times New Roman" w:hAnsi="Times New Roman" w:eastAsia="Times New Roman"/>
+          <w:b w:val="0"/>
+          <w:i w:val="0"/>
+          <w:sz w:val="24"/>
+        </w:rPr>
+        <w:t>Закон формулирует срок как «48 часов со дня произошедших обстоятельств» (п. 2 ч. 1 ст. 33), не уточняя, с какого момента считать — с часа события или с начала суток. При таком расхождении суд может применить любое прочтение, а отказ в принятии по п. 2 ч. 1 ст. 33 — безусловный, механизма восстановления срока закон не содержит (см. файл 06, п. 2.4).</w:t>
+      </w:r>
+    </w:p>
+    <w:p>
+      <w:pPr>
+        <w:keepNext w:val="0"/>
+        <w:spacing w:before="0" w:after="120" w:line="276" w:lineRule="auto"/>
+        <w:ind w:firstLine="709" w:left="0"/>
+        <w:jc w:val="both"/>
+      </w:pPr>
+      <w:r>
+        <w:rPr>
+          <w:rFonts w:ascii="Times New Roman" w:hAnsi="Times New Roman" w:eastAsia="Times New Roman"/>
+          <w:b/>
+          <w:i w:val="0"/>
+          <w:sz w:val="24"/>
+        </w:rPr>
+        <w:t>Вывод: административный иск подаётся сегодня, 31.10.2026, до 00:00.</w:t>
+      </w:r>
+      <w:r>
+        <w:rPr>
+          <w:rFonts w:ascii="Times New Roman" w:hAnsi="Times New Roman" w:eastAsia="Times New Roman"/>
+          <w:b w:val="0"/>
+          <w:i w:val="0"/>
+          <w:sz w:val="24"/>
+        </w:rPr>
+        <w:t xml:space="preserve"> Это не перестраховка: разница между двумя прочтениями — 23 часа 42 минуты, и цена ошибки — потеря единственного документа с исполнимыми требованиями.</w:t>
+      </w:r>
+    </w:p>
+    <w:p>
+      <w:pPr>
+        <w:keepNext w:val="0"/>
+        <w:spacing w:before="0" w:after="120" w:line="276" w:lineRule="auto"/>
+        <w:ind w:firstLine="709" w:left="0"/>
+        <w:jc w:val="both"/>
+      </w:pPr>
+      <w:r>
+        <w:rPr>
+          <w:rFonts w:ascii="Times New Roman" w:hAnsi="Times New Roman" w:eastAsia="Times New Roman"/>
+          <w:b w:val="0"/>
+          <w:i w:val="0"/>
+          <w:sz w:val="24"/>
+        </w:rPr>
+        <w:t>Остальные сроки:</w:t>
+      </w:r>
+    </w:p>
+    <w:tbl>
+      <w:tblPr>
+        <w:tblStyle w:val="TableGrid"/>
+        <w:tblW w:type="auto" w:w="0"/>
+        <w:jc w:val="center"/>
+        <w:tblLook w:firstColumn="1" w:firstRow="1" w:lastColumn="0" w:lastRow="0" w:noHBand="0" w:noVBand="1" w:val="04A0"/>
+      </w:tblPr>
+      <w:tblGrid>
+        <w:gridCol w:w="3118"/>
+        <w:gridCol w:w="3118"/>
+        <w:gridCol w:w="3118"/>
+      </w:tblGrid>
+      <w:tr>
+        <w:tc>
+          <w:tcPr>
+            <w:tcW w:type="dxa" w:w="3118"/>
+            <w:shd w:val="clear" w:color="auto" w:fill="EDEDED"/>
+            <w:tcBorders>
+              <w:top w:val="single" w:sz="4" w:space="0" w:color="808080"/>
+              <w:left w:val="single" w:sz="4" w:space="0" w:color="808080"/>
+              <w:bottom w:val="single" w:sz="4" w:space="0" w:color="808080"/>
+              <w:right w:val="single" w:sz="4" w:space="0" w:color="808080"/>
+            </w:tcBorders>
+          </w:tcPr>
+          <w:p>
+            <w:pPr>
+              <w:spacing w:after="40"/>
+              <w:jc w:val="center"/>
+            </w:pPr>
+            <w:r/>
+            <w:r>
+              <w:rPr>
+                <w:rFonts w:ascii="Times New Roman" w:hAnsi="Times New Roman" w:eastAsia="Times New Roman"/>
+                <w:b/>
+                <w:i w:val="0"/>
+                <w:sz w:val="21"/>
+              </w:rPr>
+              <w:t>Документ</w:t>
+            </w:r>
+          </w:p>
+        </w:tc>
+        <w:tc>
+          <w:tcPr>
+            <w:tcW w:type="dxa" w:w="3118"/>
+            <w:shd w:val="clear" w:color="auto" w:fill="EDEDED"/>
+            <w:tcBorders>
+              <w:top w:val="single" w:sz="4" w:space="0" w:color="808080"/>
+              <w:left w:val="single" w:sz="4" w:space="0" w:color="808080"/>
+              <w:bottom w:val="single" w:sz="4" w:space="0" w:color="808080"/>
+              <w:right w:val="single" w:sz="4" w:space="0" w:color="808080"/>
+            </w:tcBorders>
+          </w:tcPr>
+          <w:p>
+            <w:pPr>
+              <w:spacing w:after="40"/>
+              <w:jc w:val="center"/>
+            </w:pPr>
+            <w:r/>
+            <w:r>
+              <w:rPr>
+                <w:rFonts w:ascii="Times New Roman" w:hAnsi="Times New Roman" w:eastAsia="Times New Roman"/>
+                <w:b/>
+                <w:i w:val="0"/>
+                <w:sz w:val="21"/>
+              </w:rPr>
+              <w:t>Срок</w:t>
+            </w:r>
+          </w:p>
+        </w:tc>
+        <w:tc>
+          <w:tcPr>
+            <w:tcW w:type="dxa" w:w="3118"/>
+            <w:shd w:val="clear" w:color="auto" w:fill="EDEDED"/>
+            <w:tcBorders>
+              <w:top w:val="single" w:sz="4" w:space="0" w:color="808080"/>
+              <w:left w:val="single" w:sz="4" w:space="0" w:color="808080"/>
+              <w:bottom w:val="single" w:sz="4" w:space="0" w:color="808080"/>
+              <w:right w:val="single" w:sz="4" w:space="0" w:color="808080"/>
+            </w:tcBorders>
+          </w:tcPr>
+          <w:p>
+            <w:pPr>
+              <w:spacing w:after="40"/>
+              <w:jc w:val="center"/>
+            </w:pPr>
+            <w:r/>
+            <w:r>
+              <w:rPr>
+                <w:rFonts w:ascii="Times New Roman" w:hAnsi="Times New Roman" w:eastAsia="Times New Roman"/>
+                <w:b/>
+                <w:i w:val="0"/>
+                <w:sz w:val="21"/>
+              </w:rPr>
+              <w:t>Крайний момент</w:t>
+            </w:r>
+          </w:p>
+        </w:tc>
+      </w:tr>
+      <w:tr>
+        <w:tc>
+          <w:tcPr>
+            <w:tcW w:type="dxa" w:w="3118"/>
+            <w:tcBorders>
+              <w:top w:val="single" w:sz="4" w:space="0" w:color="808080"/>
+              <w:left w:val="single" w:sz="4" w:space="0" w:color="808080"/>
+              <w:bottom w:val="single" w:sz="4" w:space="0" w:color="808080"/>
+              <w:right w:val="single" w:sz="4" w:space="0" w:color="808080"/>
+            </w:tcBorders>
+          </w:tcPr>
+          <w:p>
+            <w:pPr>
+              <w:spacing w:after="40"/>
+              <w:jc w:val="left"/>
+            </w:pPr>
+            <w:r/>
+            <w:r>
+              <w:rPr>
+                <w:rFonts w:ascii="Times New Roman" w:hAnsi="Times New Roman" w:eastAsia="Times New Roman"/>
+                <w:b w:val="0"/>
+                <w:i w:val="0"/>
+                <w:sz w:val="21"/>
+              </w:rPr>
+              <w:t>Жалоба на неконституционность (файл 01)</w:t>
+            </w:r>
+          </w:p>
+        </w:tc>
+        <w:tc>
+          <w:tcPr>
+            <w:tcW w:type="dxa" w:w="3118"/>
+            <w:tcBorders>
+              <w:top w:val="single" w:sz="4" w:space="0" w:color="808080"/>
+              <w:left w:val="single" w:sz="4" w:space="0" w:color="808080"/>
+              <w:bottom w:val="single" w:sz="4" w:space="0" w:color="808080"/>
+              <w:right w:val="single" w:sz="4" w:space="0" w:color="808080"/>
+            </w:tcBorders>
+          </w:tcPr>
+          <w:p>
+            <w:pPr>
+              <w:spacing w:after="40"/>
+              <w:jc w:val="left"/>
+            </w:pPr>
+            <w:r/>
+            <w:r>
+              <w:rPr>
+                <w:rFonts w:ascii="Times New Roman" w:hAnsi="Times New Roman" w:eastAsia="Times New Roman"/>
+                <w:b w:val="0"/>
+                <w:i w:val="0"/>
+                <w:sz w:val="21"/>
+              </w:rPr>
+              <w:t>не установлен</w:t>
+            </w:r>
+          </w:p>
+        </w:tc>
+        <w:tc>
+          <w:tcPr>
+            <w:tcW w:type="dxa" w:w="3118"/>
+            <w:tcBorders>
+              <w:top w:val="single" w:sz="4" w:space="0" w:color="808080"/>
+              <w:left w:val="single" w:sz="4" w:space="0" w:color="808080"/>
+              <w:bottom w:val="single" w:sz="4" w:space="0" w:color="808080"/>
+              <w:right w:val="single" w:sz="4" w:space="0" w:color="808080"/>
+            </w:tcBorders>
+          </w:tcPr>
+          <w:p>
+            <w:pPr>
+              <w:spacing w:after="40"/>
+              <w:jc w:val="left"/>
+            </w:pPr>
+            <w:r/>
+            <w:r>
+              <w:rPr>
+                <w:rFonts w:ascii="Times New Roman" w:hAnsi="Times New Roman" w:eastAsia="Times New Roman"/>
+                <w:b w:val="0"/>
+                <w:i w:val="0"/>
+                <w:sz w:val="21"/>
+              </w:rPr>
+              <w:t>—</w:t>
+            </w:r>
+          </w:p>
+        </w:tc>
+      </w:tr>
+      <w:tr>
+        <w:tc>
+          <w:tcPr>
+            <w:tcW w:type="dxa" w:w="3118"/>
+            <w:tcBorders>
+              <w:top w:val="single" w:sz="4" w:space="0" w:color="808080"/>
+              <w:left w:val="single" w:sz="4" w:space="0" w:color="808080"/>
+              <w:bottom w:val="single" w:sz="4" w:space="0" w:color="808080"/>
+              <w:right w:val="single" w:sz="4" w:space="0" w:color="808080"/>
+            </w:tcBorders>
+          </w:tcPr>
+          <w:p>
+            <w:pPr>
+              <w:spacing w:after="40"/>
+              <w:jc w:val="left"/>
+            </w:pPr>
+            <w:r/>
+            <w:r>
+              <w:rPr>
+                <w:rFonts w:ascii="Times New Roman" w:hAnsi="Times New Roman" w:eastAsia="Times New Roman"/>
+                <w:b w:val="0"/>
+                <w:i w:val="0"/>
+                <w:sz w:val="21"/>
+              </w:rPr>
+              <w:t>Обращение в ОГП (файл 03)</w:t>
+            </w:r>
+          </w:p>
+        </w:tc>
+        <w:tc>
+          <w:tcPr>
+            <w:tcW w:type="dxa" w:w="3118"/>
+            <w:tcBorders>
+              <w:top w:val="single" w:sz="4" w:space="0" w:color="808080"/>
+              <w:left w:val="single" w:sz="4" w:space="0" w:color="808080"/>
+              <w:bottom w:val="single" w:sz="4" w:space="0" w:color="808080"/>
+              <w:right w:val="single" w:sz="4" w:space="0" w:color="808080"/>
+            </w:tcBorders>
+          </w:tcPr>
+          <w:p>
+            <w:pPr>
+              <w:spacing w:after="40"/>
+              <w:jc w:val="left"/>
+            </w:pPr>
+            <w:r/>
+            <w:r>
+              <w:rPr>
+                <w:rFonts w:ascii="Times New Roman" w:hAnsi="Times New Roman" w:eastAsia="Times New Roman"/>
+                <w:b w:val="0"/>
+                <w:i w:val="0"/>
+                <w:sz w:val="21"/>
+              </w:rPr>
+              <w:t>не установлен; решение по существу — 72 ч</w:t>
+            </w:r>
+          </w:p>
+        </w:tc>
+        <w:tc>
+          <w:tcPr>
+            <w:tcW w:type="dxa" w:w="3118"/>
+            <w:tcBorders>
+              <w:top w:val="single" w:sz="4" w:space="0" w:color="808080"/>
+              <w:left w:val="single" w:sz="4" w:space="0" w:color="808080"/>
+              <w:bottom w:val="single" w:sz="4" w:space="0" w:color="808080"/>
+              <w:right w:val="single" w:sz="4" w:space="0" w:color="808080"/>
+            </w:tcBorders>
+          </w:tcPr>
+          <w:p>
+            <w:pPr>
+              <w:spacing w:after="40"/>
+              <w:jc w:val="left"/>
+            </w:pPr>
+            <w:r/>
+            <w:r>
+              <w:rPr>
+                <w:rFonts w:ascii="Times New Roman" w:hAnsi="Times New Roman" w:eastAsia="Times New Roman"/>
+                <w:b w:val="0"/>
+                <w:i w:val="0"/>
+                <w:sz w:val="21"/>
+              </w:rPr>
+              <w:t>при подаче сегодня — до 03.11</w:t>
+            </w:r>
+          </w:p>
+        </w:tc>
+      </w:tr>
+      <w:tr>
+        <w:tc>
+          <w:tcPr>
+            <w:tcW w:type="dxa" w:w="3118"/>
+            <w:tcBorders>
+              <w:top w:val="single" w:sz="4" w:space="0" w:color="808080"/>
+              <w:left w:val="single" w:sz="4" w:space="0" w:color="808080"/>
+              <w:bottom w:val="single" w:sz="4" w:space="0" w:color="808080"/>
+              <w:right w:val="single" w:sz="4" w:space="0" w:color="808080"/>
+            </w:tcBorders>
+          </w:tcPr>
+          <w:p>
+            <w:pPr>
+              <w:spacing w:after="40"/>
+              <w:jc w:val="left"/>
+            </w:pPr>
+            <w:r/>
+            <w:r>
+              <w:rPr>
+                <w:rFonts w:ascii="Times New Roman" w:hAnsi="Times New Roman" w:eastAsia="Times New Roman"/>
+                <w:b w:val="0"/>
+                <w:i w:val="0"/>
+                <w:sz w:val="21"/>
+              </w:rPr>
+              <w:t>Обращение о толковании (файл 04)</w:t>
+            </w:r>
+          </w:p>
+        </w:tc>
+        <w:tc>
+          <w:tcPr>
+            <w:tcW w:type="dxa" w:w="3118"/>
+            <w:tcBorders>
+              <w:top w:val="single" w:sz="4" w:space="0" w:color="808080"/>
+              <w:left w:val="single" w:sz="4" w:space="0" w:color="808080"/>
+              <w:bottom w:val="single" w:sz="4" w:space="0" w:color="808080"/>
+              <w:right w:val="single" w:sz="4" w:space="0" w:color="808080"/>
+            </w:tcBorders>
+          </w:tcPr>
+          <w:p>
+            <w:pPr>
+              <w:spacing w:after="40"/>
+              <w:jc w:val="left"/>
+            </w:pPr>
+            <w:r/>
+            <w:r>
+              <w:rPr>
+                <w:rFonts w:ascii="Times New Roman" w:hAnsi="Times New Roman" w:eastAsia="Times New Roman"/>
+                <w:b w:val="0"/>
+                <w:i w:val="0"/>
+                <w:sz w:val="21"/>
+              </w:rPr>
+              <w:t>не установлен</w:t>
+            </w:r>
+          </w:p>
+        </w:tc>
+        <w:tc>
+          <w:tcPr>
+            <w:tcW w:type="dxa" w:w="3118"/>
+            <w:tcBorders>
+              <w:top w:val="single" w:sz="4" w:space="0" w:color="808080"/>
+              <w:left w:val="single" w:sz="4" w:space="0" w:color="808080"/>
+              <w:bottom w:val="single" w:sz="4" w:space="0" w:color="808080"/>
+              <w:right w:val="single" w:sz="4" w:space="0" w:color="808080"/>
+            </w:tcBorders>
+          </w:tcPr>
+          <w:p>
+            <w:pPr>
+              <w:spacing w:after="40"/>
+              <w:jc w:val="left"/>
+            </w:pPr>
+            <w:r/>
+            <w:r>
+              <w:rPr>
+                <w:rFonts w:ascii="Times New Roman" w:hAnsi="Times New Roman" w:eastAsia="Times New Roman"/>
+                <w:b w:val="0"/>
+                <w:i w:val="0"/>
+                <w:sz w:val="21"/>
+              </w:rPr>
+              <w:t>—</w:t>
+            </w:r>
+          </w:p>
+        </w:tc>
+      </w:tr>
+      <w:tr>
+        <w:tc>
+          <w:tcPr>
+            <w:tcW w:type="dxa" w:w="3118"/>
+            <w:tcBorders>
+              <w:top w:val="single" w:sz="4" w:space="0" w:color="808080"/>
+              <w:left w:val="single" w:sz="4" w:space="0" w:color="808080"/>
+              <w:bottom w:val="single" w:sz="4" w:space="0" w:color="808080"/>
+              <w:right w:val="single" w:sz="4" w:space="0" w:color="808080"/>
+            </w:tcBorders>
+          </w:tcPr>
+          <w:p>
+            <w:pPr>
+              <w:spacing w:after="40"/>
+              <w:jc w:val="left"/>
+            </w:pPr>
+            <w:r/>
+            <w:r>
+              <w:rPr>
+                <w:rFonts w:ascii="Times New Roman" w:hAnsi="Times New Roman" w:eastAsia="Times New Roman"/>
+                <w:b w:val="0"/>
+                <w:i w:val="0"/>
+                <w:sz w:val="21"/>
+              </w:rPr>
+              <w:t>Административный иск (файл 02)</w:t>
+            </w:r>
+          </w:p>
+        </w:tc>
+        <w:tc>
+          <w:tcPr>
+            <w:tcW w:type="dxa" w:w="3118"/>
+            <w:tcBorders>
+              <w:top w:val="single" w:sz="4" w:space="0" w:color="808080"/>
+              <w:left w:val="single" w:sz="4" w:space="0" w:color="808080"/>
+              <w:bottom w:val="single" w:sz="4" w:space="0" w:color="808080"/>
+              <w:right w:val="single" w:sz="4" w:space="0" w:color="808080"/>
+            </w:tcBorders>
+          </w:tcPr>
+          <w:p>
+            <w:pPr>
+              <w:spacing w:after="40"/>
+              <w:jc w:val="left"/>
+            </w:pPr>
+            <w:r/>
+            <w:r>
+              <w:rPr>
+                <w:rFonts w:ascii="Times New Roman" w:hAnsi="Times New Roman" w:eastAsia="Times New Roman"/>
+                <w:b/>
+                <w:i w:val="0"/>
+                <w:sz w:val="21"/>
+              </w:rPr>
+              <w:t>48 часов</w:t>
+            </w:r>
+          </w:p>
+        </w:tc>
+        <w:tc>
+          <w:tcPr>
+            <w:tcW w:type="dxa" w:w="3118"/>
+            <w:tcBorders>
+              <w:top w:val="single" w:sz="4" w:space="0" w:color="808080"/>
+              <w:left w:val="single" w:sz="4" w:space="0" w:color="808080"/>
+              <w:bottom w:val="single" w:sz="4" w:space="0" w:color="808080"/>
+              <w:right w:val="single" w:sz="4" w:space="0" w:color="808080"/>
+            </w:tcBorders>
+          </w:tcPr>
+          <w:p>
+            <w:pPr>
+              <w:spacing w:after="40"/>
+              <w:jc w:val="left"/>
+            </w:pPr>
+            <w:r/>
+            <w:r>
+              <w:rPr>
+                <w:rFonts w:ascii="Times New Roman" w:hAnsi="Times New Roman" w:eastAsia="Times New Roman"/>
+                <w:b/>
+                <w:i w:val="0"/>
+                <w:sz w:val="21"/>
+              </w:rPr>
+              <w:t>сегодня до 00:00</w:t>
+            </w:r>
+            <w:r>
+              <w:rPr>
+                <w:rFonts w:ascii="Times New Roman" w:hAnsi="Times New Roman" w:eastAsia="Times New Roman"/>
+                <w:b w:val="0"/>
+                <w:i w:val="0"/>
+                <w:sz w:val="21"/>
+              </w:rPr>
+              <w:t xml:space="preserve"> (безопасно) / 01.11 23:42 (буквально)</w:t>
+            </w:r>
+          </w:p>
+        </w:tc>
+      </w:tr>
+      <w:tr>
+        <w:tc>
+          <w:tcPr>
+            <w:tcW w:type="dxa" w:w="3118"/>
+            <w:tcBorders>
+              <w:top w:val="single" w:sz="4" w:space="0" w:color="808080"/>
+              <w:left w:val="single" w:sz="4" w:space="0" w:color="808080"/>
+              <w:bottom w:val="single" w:sz="4" w:space="0" w:color="808080"/>
+              <w:right w:val="single" w:sz="4" w:space="0" w:color="808080"/>
+            </w:tcBorders>
+          </w:tcPr>
+          <w:p>
+            <w:pPr>
+              <w:spacing w:after="40"/>
+              <w:jc w:val="left"/>
+            </w:pPr>
+            <w:r/>
+            <w:r>
+              <w:rPr>
+                <w:rFonts w:ascii="Times New Roman" w:hAnsi="Times New Roman" w:eastAsia="Times New Roman"/>
+                <w:b w:val="0"/>
+                <w:i w:val="0"/>
+                <w:sz w:val="21"/>
+              </w:rPr>
+              <w:t>Жалоба на отказ в принятии (Президиум ВС)</w:t>
+            </w:r>
+          </w:p>
+        </w:tc>
+        <w:tc>
+          <w:tcPr>
+            <w:tcW w:type="dxa" w:w="3118"/>
+            <w:tcBorders>
+              <w:top w:val="single" w:sz="4" w:space="0" w:color="808080"/>
+              <w:left w:val="single" w:sz="4" w:space="0" w:color="808080"/>
+              <w:bottom w:val="single" w:sz="4" w:space="0" w:color="808080"/>
+              <w:right w:val="single" w:sz="4" w:space="0" w:color="808080"/>
+            </w:tcBorders>
+          </w:tcPr>
+          <w:p>
+            <w:pPr>
+              <w:spacing w:after="40"/>
+              <w:jc w:val="left"/>
+            </w:pPr>
+            <w:r/>
+            <w:r>
+              <w:rPr>
+                <w:rFonts w:ascii="Times New Roman" w:hAnsi="Times New Roman" w:eastAsia="Times New Roman"/>
+                <w:b w:val="0"/>
+                <w:i w:val="0"/>
+                <w:sz w:val="21"/>
+              </w:rPr>
+              <w:t>96 часов со дня акта</w:t>
+            </w:r>
+          </w:p>
+        </w:tc>
+        <w:tc>
+          <w:tcPr>
+            <w:tcW w:type="dxa" w:w="3118"/>
+            <w:tcBorders>
+              <w:top w:val="single" w:sz="4" w:space="0" w:color="808080"/>
+              <w:left w:val="single" w:sz="4" w:space="0" w:color="808080"/>
+              <w:bottom w:val="single" w:sz="4" w:space="0" w:color="808080"/>
+              <w:right w:val="single" w:sz="4" w:space="0" w:color="808080"/>
+            </w:tcBorders>
+          </w:tcPr>
+          <w:p>
+            <w:pPr>
+              <w:spacing w:after="40"/>
+              <w:jc w:val="left"/>
+            </w:pPr>
+            <w:r/>
+            <w:r>
+              <w:rPr>
+                <w:rFonts w:ascii="Times New Roman" w:hAnsi="Times New Roman" w:eastAsia="Times New Roman"/>
+                <w:b w:val="0"/>
+                <w:i w:val="0"/>
+                <w:sz w:val="21"/>
+              </w:rPr>
+              <w:t>04.11.2026</w:t>
+            </w:r>
+          </w:p>
+        </w:tc>
+      </w:tr>
+      <w:tr>
+        <w:tc>
+          <w:tcPr>
+            <w:tcW w:type="dxa" w:w="3118"/>
+            <w:tcBorders>
+              <w:top w:val="single" w:sz="4" w:space="0" w:color="808080"/>
+              <w:left w:val="single" w:sz="4" w:space="0" w:color="808080"/>
+              <w:bottom w:val="single" w:sz="4" w:space="0" w:color="808080"/>
+              <w:right w:val="single" w:sz="4" w:space="0" w:color="808080"/>
+            </w:tcBorders>
+          </w:tcPr>
+          <w:p>
+            <w:pPr>
+              <w:spacing w:after="40"/>
+              <w:jc w:val="left"/>
+            </w:pPr>
+            <w:r/>
+            <w:r>
+              <w:rPr>
+                <w:rFonts w:ascii="Times New Roman" w:hAnsi="Times New Roman" w:eastAsia="Times New Roman"/>
+                <w:b w:val="0"/>
+                <w:i w:val="0"/>
+                <w:sz w:val="21"/>
+              </w:rPr>
+              <w:t>Обжалование решения ОГП</w:t>
+            </w:r>
+          </w:p>
+        </w:tc>
+        <w:tc>
+          <w:tcPr>
+            <w:tcW w:type="dxa" w:w="3118"/>
+            <w:tcBorders>
+              <w:top w:val="single" w:sz="4" w:space="0" w:color="808080"/>
+              <w:left w:val="single" w:sz="4" w:space="0" w:color="808080"/>
+              <w:bottom w:val="single" w:sz="4" w:space="0" w:color="808080"/>
+              <w:right w:val="single" w:sz="4" w:space="0" w:color="808080"/>
+            </w:tcBorders>
+          </w:tcPr>
+          <w:p>
+            <w:pPr>
+              <w:spacing w:after="40"/>
+              <w:jc w:val="left"/>
+            </w:pPr>
+            <w:r/>
+            <w:r>
+              <w:rPr>
+                <w:rFonts w:ascii="Times New Roman" w:hAnsi="Times New Roman" w:eastAsia="Times New Roman"/>
+                <w:b w:val="0"/>
+                <w:i w:val="0"/>
+                <w:sz w:val="21"/>
+              </w:rPr>
+              <w:t>72 часа (ст. 28 Регламента)</w:t>
+            </w:r>
+          </w:p>
+        </w:tc>
+        <w:tc>
+          <w:tcPr>
+            <w:tcW w:type="dxa" w:w="3118"/>
+            <w:tcBorders>
+              <w:top w:val="single" w:sz="4" w:space="0" w:color="808080"/>
+              <w:left w:val="single" w:sz="4" w:space="0" w:color="808080"/>
+              <w:bottom w:val="single" w:sz="4" w:space="0" w:color="808080"/>
+              <w:right w:val="single" w:sz="4" w:space="0" w:color="808080"/>
+            </w:tcBorders>
+          </w:tcPr>
+          <w:p>
+            <w:pPr>
+              <w:spacing w:after="40"/>
+              <w:jc w:val="left"/>
+            </w:pPr>
+            <w:r/>
+            <w:r>
+              <w:rPr>
+                <w:rFonts w:ascii="Times New Roman" w:hAnsi="Times New Roman" w:eastAsia="Times New Roman"/>
+                <w:b w:val="0"/>
+                <w:i w:val="0"/>
+                <w:sz w:val="21"/>
+              </w:rPr>
+              <w:t>03.11.2026</w:t>
+            </w:r>
+          </w:p>
+        </w:tc>
+      </w:tr>
+    </w:tbl>
+    <w:p>
+      <w:pPr>
+        <w:spacing w:after="40"/>
+      </w:pPr>
+    </w:p>
+    <w:p>
+      <w:pPr>
+        <w:keepNext w:val="0"/>
+        <w:spacing w:before="0" w:after="120" w:line="276" w:lineRule="auto"/>
+        <w:ind w:firstLine="709" w:left="0"/>
+        <w:jc w:val="both"/>
+      </w:pPr>
+      <w:r>
+        <w:rPr>
+          <w:rFonts w:ascii="Times New Roman" w:hAnsi="Times New Roman" w:eastAsia="Times New Roman"/>
+          <w:b w:val="0"/>
+          <w:i w:val="0"/>
+          <w:sz w:val="24"/>
+        </w:rPr>
+        <w:t xml:space="preserve">Отдельно к доводу о вето: двухдневный срок, установленный ч. 4 ст. 80 Конституции для применения вето, истекал </w:t>
+      </w:r>
+      <w:r>
+        <w:rPr>
+          <w:rFonts w:ascii="Times New Roman" w:hAnsi="Times New Roman" w:eastAsia="Times New Roman"/>
+          <w:b/>
+          <w:i w:val="0"/>
+          <w:sz w:val="24"/>
+        </w:rPr>
+        <w:t>30.10.2026 в 23:42</w:t>
+      </w:r>
+      <w:r>
+        <w:rPr>
+          <w:rFonts w:ascii="Times New Roman" w:hAnsi="Times New Roman" w:eastAsia="Times New Roman"/>
+          <w:b w:val="0"/>
+          <w:i w:val="0"/>
+          <w:sz w:val="24"/>
+        </w:rPr>
+        <w:t xml:space="preserve">, если закон поступил Губернатору </w:t>
+      </w:r>
+      <w:r>
+        <w:rPr>
+          <w:rFonts w:ascii="Times New Roman" w:hAnsi="Times New Roman" w:eastAsia="Times New Roman"/>
+          <w:b/>
+          <w:i w:val="0"/>
+          <w:sz w:val="24"/>
+        </w:rPr>
+        <w:t>28.10.2026 ранее 23:42</w:t>
+      </w:r>
+      <w:r>
+        <w:rPr>
+          <w:rFonts w:ascii="Times New Roman" w:hAnsi="Times New Roman" w:eastAsia="Times New Roman"/>
+          <w:b w:val="0"/>
+          <w:i w:val="0"/>
+          <w:sz w:val="24"/>
+        </w:rPr>
+        <w:t>. Вето применено в 23:42 — то есть на границе срока и, при поступлении закона 28.10, за его пределами. Это довод Д5, он уточнён в файле 01.</w:t>
       </w:r>
     </w:p>
     <w:p>
@@ -1346,7 +2586,16 @@
                 <w:i w:val="0"/>
                 <w:sz w:val="21"/>
               </w:rPr>
-              <w:t xml:space="preserve"> (п. 2 ч. 1 ст. 33) → до 01.11.2026</w:t>
+              <w:t xml:space="preserve"> (п. 2 ч. 1 ст. 33) → буквально 01.11 23:42, безопасно </w:t>
+            </w:r>
+            <w:r>
+              <w:rPr>
+                <w:rFonts w:ascii="Times New Roman" w:hAnsi="Times New Roman" w:eastAsia="Times New Roman"/>
+                <w:b/>
+                <w:i w:val="0"/>
+                <w:sz w:val="21"/>
+              </w:rPr>
+              <w:t>сегодня до 00:00</w:t>
             </w:r>
           </w:p>
         </w:tc>
@@ -5237,7 +6486,7 @@
                 <w:i w:val="0"/>
                 <w:sz w:val="21"/>
               </w:rPr>
-              <w:t>сегодня, до 18:00</w:t>
+              <w:t>сегодня, 18:18–19:00</w:t>
             </w:r>
           </w:p>
         </w:tc>
@@ -5320,7 +6569,90 @@
                 <w:i w:val="0"/>
                 <w:sz w:val="21"/>
               </w:rPr>
-              <w:t>сегодня, до 18:00</w:t>
+              <w:t>сегодня, 19:00–20:00</w:t>
+            </w:r>
+          </w:p>
+        </w:tc>
+        <w:tc>
+          <w:tcPr>
+            <w:tcW w:type="dxa" w:w="3118"/>
+            <w:tcBorders>
+              <w:top w:val="single" w:sz="4" w:space="0" w:color="808080"/>
+              <w:left w:val="single" w:sz="4" w:space="0" w:color="808080"/>
+              <w:bottom w:val="single" w:sz="4" w:space="0" w:color="808080"/>
+              <w:right w:val="single" w:sz="4" w:space="0" w:color="808080"/>
+            </w:tcBorders>
+          </w:tcPr>
+          <w:p>
+            <w:pPr>
+              <w:spacing w:after="40"/>
+              <w:jc w:val="left"/>
+            </w:pPr>
+            <w:r/>
+            <w:r>
+              <w:rPr>
+                <w:rFonts w:ascii="Times New Roman" w:hAnsi="Times New Roman" w:eastAsia="Times New Roman"/>
+                <w:b w:val="0"/>
+                <w:i w:val="0"/>
+                <w:sz w:val="21"/>
+              </w:rPr>
+              <w:t>административное исковое заявление (до 00:00 обязательно)</w:t>
+            </w:r>
+          </w:p>
+        </w:tc>
+        <w:tc>
+          <w:tcPr>
+            <w:tcW w:type="dxa" w:w="3118"/>
+            <w:tcBorders>
+              <w:top w:val="single" w:sz="4" w:space="0" w:color="808080"/>
+              <w:left w:val="single" w:sz="4" w:space="0" w:color="808080"/>
+              <w:bottom w:val="single" w:sz="4" w:space="0" w:color="808080"/>
+              <w:right w:val="single" w:sz="4" w:space="0" w:color="808080"/>
+            </w:tcBorders>
+          </w:tcPr>
+          <w:p>
+            <w:pPr>
+              <w:spacing w:after="40"/>
+              <w:jc w:val="left"/>
+            </w:pPr>
+            <w:r/>
+            <w:r>
+              <w:rPr>
+                <w:rFonts w:ascii="Times New Roman" w:hAnsi="Times New Roman" w:eastAsia="Times New Roman"/>
+                <w:b w:val="0"/>
+                <w:i w:val="0"/>
+                <w:sz w:val="21"/>
+              </w:rPr>
+              <w:t>02</w:t>
+            </w:r>
+          </w:p>
+        </w:tc>
+      </w:tr>
+      <w:tr>
+        <w:tc>
+          <w:tcPr>
+            <w:tcW w:type="dxa" w:w="3118"/>
+            <w:tcBorders>
+              <w:top w:val="single" w:sz="4" w:space="0" w:color="808080"/>
+              <w:left w:val="single" w:sz="4" w:space="0" w:color="808080"/>
+              <w:bottom w:val="single" w:sz="4" w:space="0" w:color="808080"/>
+              <w:right w:val="single" w:sz="4" w:space="0" w:color="808080"/>
+            </w:tcBorders>
+          </w:tcPr>
+          <w:p>
+            <w:pPr>
+              <w:spacing w:after="40"/>
+              <w:jc w:val="left"/>
+            </w:pPr>
+            <w:r/>
+            <w:r>
+              <w:rPr>
+                <w:rFonts w:ascii="Times New Roman" w:hAnsi="Times New Roman" w:eastAsia="Times New Roman"/>
+                <w:b w:val="0"/>
+                <w:i w:val="0"/>
+                <w:sz w:val="21"/>
+              </w:rPr>
+              <w:t>сегодня, 20:00–21:00</w:t>
             </w:r>
           </w:p>
         </w:tc>
@@ -5403,7 +6735,7 @@
                 <w:i w:val="0"/>
                 <w:sz w:val="21"/>
               </w:rPr>
-              <w:t>сегодня или 01.11 до истечения 48 часов</w:t>
+              <w:t>сегодня, 21:00–22:00</w:t>
             </w:r>
           </w:p>
         </w:tc>
@@ -5430,90 +6762,7 @@
                 <w:i w:val="0"/>
                 <w:sz w:val="21"/>
               </w:rPr>
-              <w:t>административное исковое заявление</w:t>
-            </w:r>
-          </w:p>
-        </w:tc>
-        <w:tc>
-          <w:tcPr>
-            <w:tcW w:type="dxa" w:w="3118"/>
-            <w:tcBorders>
-              <w:top w:val="single" w:sz="4" w:space="0" w:color="808080"/>
-              <w:left w:val="single" w:sz="4" w:space="0" w:color="808080"/>
-              <w:bottom w:val="single" w:sz="4" w:space="0" w:color="808080"/>
-              <w:right w:val="single" w:sz="4" w:space="0" w:color="808080"/>
-            </w:tcBorders>
-          </w:tcPr>
-          <w:p>
-            <w:pPr>
-              <w:spacing w:after="40"/>
-              <w:jc w:val="left"/>
-            </w:pPr>
-            <w:r/>
-            <w:r>
-              <w:rPr>
-                <w:rFonts w:ascii="Times New Roman" w:hAnsi="Times New Roman" w:eastAsia="Times New Roman"/>
-                <w:b w:val="0"/>
-                <w:i w:val="0"/>
-                <w:sz w:val="21"/>
-              </w:rPr>
-              <w:t>02</w:t>
-            </w:r>
-          </w:p>
-        </w:tc>
-      </w:tr>
-      <w:tr>
-        <w:tc>
-          <w:tcPr>
-            <w:tcW w:type="dxa" w:w="3118"/>
-            <w:tcBorders>
-              <w:top w:val="single" w:sz="4" w:space="0" w:color="808080"/>
-              <w:left w:val="single" w:sz="4" w:space="0" w:color="808080"/>
-              <w:bottom w:val="single" w:sz="4" w:space="0" w:color="808080"/>
-              <w:right w:val="single" w:sz="4" w:space="0" w:color="808080"/>
-            </w:tcBorders>
-          </w:tcPr>
-          <w:p>
-            <w:pPr>
-              <w:spacing w:after="40"/>
-              <w:jc w:val="left"/>
-            </w:pPr>
-            <w:r/>
-            <w:r>
-              <w:rPr>
-                <w:rFonts w:ascii="Times New Roman" w:hAnsi="Times New Roman" w:eastAsia="Times New Roman"/>
-                <w:b w:val="0"/>
-                <w:i w:val="0"/>
-                <w:sz w:val="21"/>
-              </w:rPr>
-              <w:t>сегодня–01.11</w:t>
-            </w:r>
-          </w:p>
-        </w:tc>
-        <w:tc>
-          <w:tcPr>
-            <w:tcW w:type="dxa" w:w="3118"/>
-            <w:tcBorders>
-              <w:top w:val="single" w:sz="4" w:space="0" w:color="808080"/>
-              <w:left w:val="single" w:sz="4" w:space="0" w:color="808080"/>
-              <w:bottom w:val="single" w:sz="4" w:space="0" w:color="808080"/>
-              <w:right w:val="single" w:sz="4" w:space="0" w:color="808080"/>
-            </w:tcBorders>
-          </w:tcPr>
-          <w:p>
-            <w:pPr>
-              <w:spacing w:after="40"/>
-              <w:jc w:val="left"/>
-            </w:pPr>
-            <w:r/>
-            <w:r>
-              <w:rPr>
-                <w:rFonts w:ascii="Times New Roman" w:hAnsi="Times New Roman" w:eastAsia="Times New Roman"/>
-                <w:b w:val="0"/>
-                <w:i w:val="0"/>
-                <w:sz w:val="21"/>
-              </w:rPr>
-              <w:t>обращение о толковании (можно следом, срока нет)</w:t>
+              <w:t>обращение о толковании (срока нет, можно перенести на 01.11)</w:t>
             </w:r>
           </w:p>
         </w:tc>
@@ -5623,7 +6872,7 @@
                 <w:i w:val="0"/>
                 <w:sz w:val="21"/>
               </w:rPr>
-              <w:t>форма кассационной жалобы</w:t>
+              <w:t>надзорная форма</w:t>
             </w:r>
           </w:p>
         </w:tc>
